--- a/sender/manual transmitter.docx
+++ b/sender/manual transmitter.docx
@@ -786,19 +786,7 @@
         <w:rPr>
           <w:lang w:val="en-GB"/>
         </w:rPr>
-        <w:t>com</w:t>
-      </w:r>
-      <w:r>
-        <w:rPr>
-          <w:lang w:val="en-GB"/>
-        </w:rPr>
-        <w:t>m</w:t>
-      </w:r>
-      <w:r>
-        <w:rPr>
-          <w:lang w:val="en-GB"/>
-        </w:rPr>
-        <w:t>and:</w:t>
+        <w:t>command:</w:t>
       </w:r>
       <w:r>
         <w:rPr>
@@ -815,11 +803,6 @@
           <w:lang w:val="en-GB"/>
         </w:rPr>
         <w:br/>
-      </w:r>
-      <w:r>
-        <w:rPr>
-          <w:lang w:val="en-GB"/>
-        </w:rPr>
         <w:t>lists all s</w:t>
       </w:r>
       <w:r>
@@ -827,6 +810,63 @@
           <w:lang w:val="en-GB"/>
         </w:rPr>
         <w:t>ensors</w:t>
+      </w:r>
+      <w:r>
+        <w:rPr>
+          <w:lang w:val="en-GB"/>
+        </w:rPr>
+        <w:br/>
+      </w:r>
+    </w:p>
+    <w:p>
+      <w:pPr>
+        <w:pStyle w:val="Listenabsatz"/>
+        <w:numPr>
+          <w:ilvl w:val="1"/>
+          <w:numId w:val="1"/>
+        </w:numPr>
+        <w:rPr>
+          <w:lang w:val="en-GB"/>
+        </w:rPr>
+      </w:pPr>
+      <w:r>
+        <w:rPr>
+          <w:lang w:val="en-GB"/>
+        </w:rPr>
+        <w:t>command:</w:t>
+      </w:r>
+      <w:r>
+        <w:rPr>
+          <w:b/>
+          <w:bCs/>
+          <w:sz w:val="28"/>
+          <w:szCs w:val="28"/>
+          <w:lang w:val="en-GB"/>
+        </w:rPr>
+        <w:t xml:space="preserve"> </w:t>
+      </w:r>
+      <w:r>
+        <w:rPr>
+          <w:b/>
+          <w:bCs/>
+          <w:sz w:val="28"/>
+          <w:szCs w:val="28"/>
+          <w:lang w:val="en-GB"/>
+        </w:rPr>
+        <w:t>help</w:t>
+      </w:r>
+      <w:r>
+        <w:rPr>
+          <w:lang w:val="en-GB"/>
+        </w:rPr>
+        <w:br/>
+        <w:t>lists all</w:t>
+      </w:r>
+      <w:r>
+        <w:rPr>
+          <w:lang w:val="en-GB"/>
+        </w:rPr>
+        <w:t xml:space="preserve"> commands</w:t>
       </w:r>
     </w:p>
     <w:p>
@@ -1521,12 +1561,6 @@
           <w:lang w:val="en-GB"/>
         </w:rPr>
       </w:pPr>
-      <w:r>
-        <w:rPr>
-          <w:lang w:val="en-GB"/>
-        </w:rPr>
-        <w:br w:type="page"/>
-      </w:r>
     </w:p>
     <w:p>
       <w:pPr>
